--- a/Vision.docx
+++ b/Vision.docx
@@ -5520,9 +5520,7 @@
       <w:pPr>
         <w:spacing w:before="100" w:beforeAutospacing="1" w:after="100" w:afterAutospacing="1" w:line="240" w:lineRule="auto"/>
         <w:rPr>
-          <w:rFonts w:asciiTheme="majorHAnsi" w:eastAsia="Times New Roman" w:hAnsiTheme="majorHAnsi" w:cstheme="majorHAnsi"/>
-          <w:sz w:val="24"/>
-          <w:szCs w:val="24"/>
+          <w:rFonts w:asciiTheme="majorHAnsi" w:hAnsiTheme="majorHAnsi" w:cstheme="majorHAnsi"/>
         </w:rPr>
       </w:pPr>
       <w:r>
@@ -5533,13 +5531,6 @@
         </w:rPr>
         <w:t>Python is simply the first step in that transformation.</w:t>
       </w:r>
-    </w:p>
-    <w:p>
-      <w:pPr>
-        <w:rPr>
-          <w:rFonts w:asciiTheme="majorHAnsi" w:hAnsiTheme="majorHAnsi" w:cstheme="majorHAnsi"/>
-        </w:rPr>
-      </w:pPr>
     </w:p>
     <w:sectPr>
       <w:pgSz w:w="11906" w:h="16838"/>
